--- a/Day-1/NLP Libraries.docx
+++ b/Day-1/NLP Libraries.docx
@@ -57,15 +57,7 @@
         <w:proofErr w:type="spellEnd"/>
       </w:hyperlink>
       <w:r>
-        <w:t xml:space="preserve"> is one of the most versatile </w:t>
-      </w:r>
-      <w:proofErr w:type="gramStart"/>
-      <w:r>
-        <w:t>open source</w:t>
-      </w:r>
-      <w:proofErr w:type="gramEnd"/>
-      <w:r>
-        <w:t xml:space="preserve"> NLP libraries. It supports more than 66 languages. </w:t>
+        <w:t xml:space="preserve"> is one of the most versatile open source NLP libraries. It supports more than 66 languages. </w:t>
       </w:r>
       <w:proofErr w:type="spellStart"/>
       <w:r>
@@ -164,6 +156,40 @@
       <w:proofErr w:type="spellEnd"/>
       <w:r>
         <w:t xml:space="preserve"> algorithms.</w:t>
+      </w:r>
+    </w:p>
+    <w:p>
+      <w:r>
+        <w:t> </w:t>
+      </w:r>
+      <w:proofErr w:type="spellStart"/>
+      <w:r>
+        <w:fldChar w:fldCharType="begin"/>
+      </w:r>
+      <w:r>
+        <w:instrText>HYPERLINK "https://www.geeksforgeeks.org/python/python-textblob-correct-method/" \t "_blank"</w:instrText>
+      </w:r>
+      <w:r>
+        <w:fldChar w:fldCharType="separate"/>
+      </w:r>
+      <w:r>
+        <w:rPr>
+          <w:rStyle w:val="Hyperlink"/>
+        </w:rPr>
+        <w:t>TextBlob</w:t>
+      </w:r>
+      <w:proofErr w:type="spellEnd"/>
+      <w:r>
+        <w:rPr>
+          <w:rStyle w:val="Hyperlink"/>
+        </w:rPr>
+        <w:t> </w:t>
+      </w:r>
+      <w:r>
+        <w:fldChar w:fldCharType="end"/>
+      </w:r>
+      <w:r>
+        <w:t>is a python library for processing textual data and simplifies many NLP tasks including tokenization.</w:t>
       </w:r>
     </w:p>
     <w:p>
